--- a/invitedChapter_AssociativeLearning_10012026.docx
+++ b/invitedChapter_AssociativeLearning_10012026.docx
@@ -63,17 +63,14 @@
           <w:szCs w:val="24"/>
         </w:rPr>
       </w:pPr>
-    </w:p>
-    <w:p>
-      <w:pPr>
-        <w:contextualSpacing/>
-        <w:jc w:val="center"/>
-        <w:rPr>
-          <w:rFonts w:ascii="Times New Roman" w:hAnsi="Times New Roman" w:cs="Times New Roman"/>
-          <w:sz w:val="24"/>
-          <w:szCs w:val="24"/>
-        </w:rPr>
-      </w:pPr>
+      <w:r>
+        <w:rPr>
+          <w:rFonts w:ascii="Times New Roman" w:hAnsi="Times New Roman" w:cs="Times New Roman"/>
+          <w:sz w:val="24"/>
+          <w:szCs w:val="24"/>
+        </w:rPr>
+        <w:t>Chapter X</w:t>
+      </w:r>
     </w:p>
     <w:p>
       <w:pPr>
@@ -290,43 +287,7 @@
           <w:szCs w:val="24"/>
         </w:rPr>
         <w:lastRenderedPageBreak/>
-        <w:t>We have gathered evidence for what I would like to call the “law of uphill analysis and downhill invention.” What I mean is this</w:t>
-      </w:r>
-      <w:proofErr w:type="gramStart"/>
-      <w:r>
-        <w:rPr>
-          <w:rFonts w:ascii="Times New Roman" w:hAnsi="Times New Roman" w:cs="Times New Roman"/>
-          <w:sz w:val="24"/>
-          <w:szCs w:val="24"/>
-        </w:rPr>
-        <w:t>. . . .</w:t>
-      </w:r>
-      <w:proofErr w:type="gramEnd"/>
-      <w:r>
-        <w:rPr>
-          <w:rFonts w:ascii="Times New Roman" w:hAnsi="Times New Roman" w:cs="Times New Roman"/>
-          <w:sz w:val="24"/>
-          <w:szCs w:val="24"/>
-        </w:rPr>
-        <w:t xml:space="preserve"> Analysis is more difficult than invention in the sense in which, generally, induction takes more time to perform than deduction: in induction one has to search for the way, whereas in deduction one follows a straightforward path. (</w:t>
-      </w:r>
-      <w:proofErr w:type="spellStart"/>
-      <w:r>
-        <w:rPr>
-          <w:rFonts w:ascii="Times New Roman" w:hAnsi="Times New Roman" w:cs="Times New Roman"/>
-          <w:sz w:val="24"/>
-          <w:szCs w:val="24"/>
-        </w:rPr>
-        <w:t>Braitenberg</w:t>
-      </w:r>
-      <w:proofErr w:type="spellEnd"/>
-      <w:r>
-        <w:rPr>
-          <w:rFonts w:ascii="Times New Roman" w:hAnsi="Times New Roman" w:cs="Times New Roman"/>
-          <w:sz w:val="24"/>
-          <w:szCs w:val="24"/>
-        </w:rPr>
-        <w:t>, 1984, p. 20)</w:t>
+        <w:t>We have gathered evidence for what I would like to call the “law of uphill analysis and downhill invention.” What I mean is this. . . . Analysis is more difficult than invention in the sense in which, generally, induction takes more time to perform than deduction: in induction one has to search for the way, whereas in deduction one follows a straightforward path. (Braitenberg, 1984, p. 20)</w:t>
       </w:r>
       <w:r>
         <w:rPr>
@@ -420,25 +381,7 @@
           <w:sz w:val="24"/>
           <w:szCs w:val="24"/>
         </w:rPr>
-        <w:t xml:space="preserve">, </w:t>
-      </w:r>
-      <w:proofErr w:type="spellStart"/>
-      <w:r>
-        <w:rPr>
-          <w:rFonts w:ascii="Times New Roman" w:hAnsi="Times New Roman" w:cs="Times New Roman"/>
-          <w:sz w:val="24"/>
-          <w:szCs w:val="24"/>
-        </w:rPr>
-        <w:t>Braitenberg</w:t>
-      </w:r>
-      <w:proofErr w:type="spellEnd"/>
-      <w:r>
-        <w:rPr>
-          <w:rFonts w:ascii="Times New Roman" w:hAnsi="Times New Roman" w:cs="Times New Roman"/>
-          <w:sz w:val="24"/>
-          <w:szCs w:val="24"/>
-        </w:rPr>
-        <w:t xml:space="preserve"> introduces a series of fictional vehicles and describes their behavior. Some of these vehicles come to rest whenever they are near another vehicle. Others accelerate toward vehicles in their vicinity. Others still move in a manner that increases the physical distance between themselves and other vehicles.</w:t>
+        <w:t>, Braitenberg introduces a series of fictional vehicles and describes their behavior. Some of these vehicles come to rest whenever they are near another vehicle. Others accelerate toward vehicles in their vicinity. Others still move in a manner that increases the physical distance between themselves and other vehicles.</w:t>
       </w:r>
       <w:r>
         <w:rPr>
@@ -698,6 +641,185 @@
         <w:contextualSpacing/>
         <w:rPr>
           <w:rFonts w:ascii="Times New Roman" w:hAnsi="Times New Roman" w:cs="Times New Roman"/>
+          <w:i/>
+          <w:iCs/>
+          <w:color w:val="000000" w:themeColor="text1"/>
+          <w:sz w:val="24"/>
+          <w:szCs w:val="24"/>
+        </w:rPr>
+      </w:pPr>
+      <w:r>
+        <w:rPr>
+          <w:rFonts w:ascii="Times New Roman" w:hAnsi="Times New Roman" w:cs="Times New Roman"/>
+          <w:sz w:val="24"/>
+          <w:szCs w:val="24"/>
+        </w:rPr>
+        <w:br/>
+      </w:r>
+      <w:r>
+        <w:rPr>
+          <w:rFonts w:ascii="Times New Roman" w:hAnsi="Times New Roman" w:cs="Times New Roman"/>
+          <w:b/>
+          <w:bCs/>
+          <w:color w:val="000000" w:themeColor="text1"/>
+          <w:sz w:val="24"/>
+          <w:szCs w:val="24"/>
+        </w:rPr>
+        <w:t xml:space="preserve">Figure </w:t>
+      </w:r>
+      <w:r>
+        <w:rPr>
+          <w:rFonts w:ascii="Times New Roman" w:hAnsi="Times New Roman" w:cs="Times New Roman"/>
+          <w:b/>
+          <w:bCs/>
+          <w:color w:val="000000" w:themeColor="text1"/>
+          <w:sz w:val="24"/>
+          <w:szCs w:val="24"/>
+        </w:rPr>
+        <w:fldChar w:fldCharType="begin"/>
+      </w:r>
+      <w:r>
+        <w:rPr>
+          <w:rFonts w:ascii="Times New Roman" w:hAnsi="Times New Roman" w:cs="Times New Roman"/>
+          <w:b/>
+          <w:bCs/>
+          <w:color w:val="000000" w:themeColor="text1"/>
+          <w:sz w:val="24"/>
+          <w:szCs w:val="24"/>
+        </w:rPr>
+        <w:instrText xml:space="preserve"> SEQ Figure \* ARABIC </w:instrText>
+      </w:r>
+      <w:r>
+        <w:rPr>
+          <w:rFonts w:ascii="Times New Roman" w:hAnsi="Times New Roman" w:cs="Times New Roman"/>
+          <w:b/>
+          <w:bCs/>
+          <w:color w:val="000000" w:themeColor="text1"/>
+          <w:sz w:val="24"/>
+          <w:szCs w:val="24"/>
+        </w:rPr>
+        <w:fldChar w:fldCharType="separate"/>
+      </w:r>
+      <w:r>
+        <w:rPr>
+          <w:rFonts w:ascii="Times New Roman" w:hAnsi="Times New Roman" w:cs="Times New Roman"/>
+          <w:b/>
+          <w:bCs/>
+          <w:noProof/>
+          <w:color w:val="000000" w:themeColor="text1"/>
+          <w:sz w:val="24"/>
+          <w:szCs w:val="24"/>
+        </w:rPr>
+        <w:t>1</w:t>
+      </w:r>
+      <w:r>
+        <w:rPr>
+          <w:rFonts w:ascii="Times New Roman" w:hAnsi="Times New Roman" w:cs="Times New Roman"/>
+          <w:b/>
+          <w:bCs/>
+          <w:color w:val="000000" w:themeColor="text1"/>
+          <w:sz w:val="24"/>
+          <w:szCs w:val="24"/>
+        </w:rPr>
+        <w:fldChar w:fldCharType="end"/>
+      </w:r>
+      <w:r>
+        <w:rPr>
+          <w:rFonts w:ascii="Times New Roman" w:hAnsi="Times New Roman" w:cs="Times New Roman"/>
+          <w:b/>
+          <w:bCs/>
+          <w:i/>
+          <w:iCs/>
+          <w:color w:val="000000" w:themeColor="text1"/>
+          <w:sz w:val="24"/>
+          <w:szCs w:val="24"/>
+        </w:rPr>
+        <w:br/>
+      </w:r>
+      <w:r>
+        <w:rPr>
+          <w:rFonts w:ascii="Times New Roman" w:hAnsi="Times New Roman" w:cs="Times New Roman"/>
+          <w:color w:val="000000" w:themeColor="text1"/>
+          <w:sz w:val="24"/>
+          <w:szCs w:val="24"/>
+        </w:rPr>
+        <w:t>Architecture of a Braitenberg vehicle</w:t>
+      </w:r>
+    </w:p>
+    <w:p>
+      <w:pPr>
+        <w:tabs>
+          <w:tab w:val="left" w:pos="720"/>
+        </w:tabs>
+        <w:ind w:firstLine="0"/>
+        <w:contextualSpacing/>
+        <w:rPr>
+          <w:rFonts w:ascii="Times New Roman" w:hAnsi="Times New Roman" w:cs="Times New Roman"/>
+          <w:sz w:val="24"/>
+          <w:szCs w:val="24"/>
+        </w:rPr>
+      </w:pPr>
+      <w:r>
+        <w:rPr>
+          <w:rFonts w:ascii="Times New Roman" w:hAnsi="Times New Roman" w:cs="Times New Roman"/>
+          <w:noProof/>
+          <w:sz w:val="24"/>
+          <w:szCs w:val="24"/>
+          <w14:ligatures w14:val="standardContextual"/>
+        </w:rPr>
+        <w:lastRenderedPageBreak/>
+        <w:drawing>
+          <wp:inline distT="0" distB="0" distL="0" distR="0" wp14:anchorId="583FB64B" wp14:editId="13628F85">
+            <wp:extent cx="3365500" cy="1893093"/>
+            <wp:effectExtent l="0" t="0" r="6350" b="0"/>
+            <wp:docPr id="344120094" name="Picture 2"/>
+            <wp:cNvGraphicFramePr>
+              <a:graphicFrameLocks xmlns:a="http://schemas.openxmlformats.org/drawingml/2006/main" noChangeAspect="1"/>
+            </wp:cNvGraphicFramePr>
+            <a:graphic xmlns:a="http://schemas.openxmlformats.org/drawingml/2006/main">
+              <a:graphicData uri="http://schemas.openxmlformats.org/drawingml/2006/picture">
+                <pic:pic xmlns:pic="http://schemas.openxmlformats.org/drawingml/2006/picture">
+                  <pic:nvPicPr>
+                    <pic:cNvPr id="344120094" name="Picture 344120094"/>
+                    <pic:cNvPicPr/>
+                  </pic:nvPicPr>
+                  <pic:blipFill>
+                    <a:blip r:embed="rId6" cstate="print">
+                      <a:extLst>
+                        <a:ext uri="{28A0092B-C50C-407E-A947-70E740481C1C}">
+                          <a14:useLocalDpi xmlns:a14="http://schemas.microsoft.com/office/drawing/2010/main" val="0"/>
+                        </a:ext>
+                      </a:extLst>
+                    </a:blip>
+                    <a:stretch>
+                      <a:fillRect/>
+                    </a:stretch>
+                  </pic:blipFill>
+                  <pic:spPr>
+                    <a:xfrm>
+                      <a:off x="0" y="0"/>
+                      <a:ext cx="3397256" cy="1910955"/>
+                    </a:xfrm>
+                    <a:prstGeom prst="rect">
+                      <a:avLst/>
+                    </a:prstGeom>
+                  </pic:spPr>
+                </pic:pic>
+              </a:graphicData>
+            </a:graphic>
+          </wp:inline>
+        </w:drawing>
+      </w:r>
+    </w:p>
+    <w:p>
+      <w:pPr>
+        <w:tabs>
+          <w:tab w:val="left" w:pos="720"/>
+        </w:tabs>
+        <w:ind w:firstLine="0"/>
+        <w:contextualSpacing/>
+        <w:rPr>
+          <w:rFonts w:ascii="Times New Roman" w:hAnsi="Times New Roman" w:cs="Times New Roman"/>
           <w:sz w:val="24"/>
           <w:szCs w:val="24"/>
         </w:rPr>
@@ -710,6 +832,28 @@
         </w:rPr>
         <w:tab/>
       </w:r>
+    </w:p>
+    <w:p>
+      <w:pPr>
+        <w:tabs>
+          <w:tab w:val="left" w:pos="720"/>
+        </w:tabs>
+        <w:ind w:firstLine="0"/>
+        <w:contextualSpacing/>
+        <w:rPr>
+          <w:rFonts w:ascii="Times New Roman" w:hAnsi="Times New Roman" w:cs="Times New Roman"/>
+          <w:sz w:val="24"/>
+          <w:szCs w:val="24"/>
+        </w:rPr>
+      </w:pPr>
+      <w:r>
+        <w:rPr>
+          <w:rFonts w:ascii="Times New Roman" w:hAnsi="Times New Roman" w:cs="Times New Roman"/>
+          <w:sz w:val="24"/>
+          <w:szCs w:val="24"/>
+        </w:rPr>
+        <w:tab/>
+      </w:r>
       <w:r>
         <w:rPr>
           <w:rFonts w:ascii="Times New Roman" w:hAnsi="Times New Roman" w:cs="Times New Roman"/>
@@ -758,23 +902,13 @@
         </w:rPr>
         <w:t xml:space="preserve">As </w:t>
       </w:r>
-      <w:proofErr w:type="spellStart"/>
-      <w:r>
-        <w:rPr>
-          <w:rFonts w:ascii="Times New Roman" w:hAnsi="Times New Roman" w:cs="Times New Roman"/>
-          <w:sz w:val="24"/>
-          <w:szCs w:val="24"/>
-        </w:rPr>
-        <w:t>Braitenberg</w:t>
-      </w:r>
-      <w:proofErr w:type="spellEnd"/>
-      <w:r>
-        <w:rPr>
-          <w:rFonts w:ascii="Times New Roman" w:hAnsi="Times New Roman" w:cs="Times New Roman"/>
-          <w:sz w:val="24"/>
-          <w:szCs w:val="24"/>
-        </w:rPr>
-        <w:t xml:space="preserve"> discusses at length,</w:t>
+      <w:r>
+        <w:rPr>
+          <w:rFonts w:ascii="Times New Roman" w:hAnsi="Times New Roman" w:cs="Times New Roman"/>
+          <w:sz w:val="24"/>
+          <w:szCs w:val="24"/>
+        </w:rPr>
+        <w:t>Braitenberg discusses at length,</w:t>
       </w:r>
       <w:r>
         <w:rPr>
@@ -814,25 +948,23 @@
           <w:sz w:val="24"/>
           <w:szCs w:val="24"/>
         </w:rPr>
-        <w:t xml:space="preserve"> To understand why, it is necessary first to understand the basic structure of a </w:t>
-      </w:r>
-      <w:proofErr w:type="spellStart"/>
-      <w:r>
-        <w:rPr>
-          <w:rFonts w:ascii="Times New Roman" w:hAnsi="Times New Roman" w:cs="Times New Roman"/>
-          <w:sz w:val="24"/>
-          <w:szCs w:val="24"/>
-        </w:rPr>
-        <w:t>Braitenberg</w:t>
-      </w:r>
-      <w:proofErr w:type="spellEnd"/>
-      <w:r>
-        <w:rPr>
-          <w:rFonts w:ascii="Times New Roman" w:hAnsi="Times New Roman" w:cs="Times New Roman"/>
-          <w:sz w:val="24"/>
-          <w:szCs w:val="24"/>
-        </w:rPr>
-        <w:t xml:space="preserve"> vehicle</w:t>
+        <w:t xml:space="preserve"> To understand why, it is necessary first to </w:t>
+      </w:r>
+      <w:r>
+        <w:rPr>
+          <w:rFonts w:ascii="Times New Roman" w:hAnsi="Times New Roman" w:cs="Times New Roman"/>
+          <w:sz w:val="24"/>
+          <w:szCs w:val="24"/>
+        </w:rPr>
+        <w:t>consider</w:t>
+      </w:r>
+      <w:r>
+        <w:rPr>
+          <w:rFonts w:ascii="Times New Roman" w:hAnsi="Times New Roman" w:cs="Times New Roman"/>
+          <w:sz w:val="24"/>
+          <w:szCs w:val="24"/>
+        </w:rPr>
+        <w:t xml:space="preserve"> the basic structure of a Braitenberg vehicle</w:t>
       </w:r>
       <w:r>
         <w:rPr>
@@ -848,25 +980,7 @@
           <w:sz w:val="24"/>
           <w:szCs w:val="24"/>
         </w:rPr>
-        <w:t xml:space="preserve">As shown in Figure 1, a basic </w:t>
-      </w:r>
-      <w:proofErr w:type="spellStart"/>
-      <w:r>
-        <w:rPr>
-          <w:rFonts w:ascii="Times New Roman" w:hAnsi="Times New Roman" w:cs="Times New Roman"/>
-          <w:sz w:val="24"/>
-          <w:szCs w:val="24"/>
-        </w:rPr>
-        <w:t>Braitenberg</w:t>
-      </w:r>
-      <w:proofErr w:type="spellEnd"/>
-      <w:r>
-        <w:rPr>
-          <w:rFonts w:ascii="Times New Roman" w:hAnsi="Times New Roman" w:cs="Times New Roman"/>
-          <w:sz w:val="24"/>
-          <w:szCs w:val="24"/>
-        </w:rPr>
-        <w:t xml:space="preserve"> vehicle</w:t>
+        <w:t>As shown in Figure 1, a basic Braitenberg vehicle</w:t>
       </w:r>
       <w:r>
         <w:rPr>
@@ -906,7 +1020,7 @@
           <w:sz w:val="24"/>
           <w:szCs w:val="24"/>
         </w:rPr>
-        <w:t xml:space="preserve"> smaller, rectangular</w:t>
+        <w:t xml:space="preserve"> small rectangular</w:t>
       </w:r>
       <w:r>
         <w:rPr>
@@ -930,7 +1044,39 @@
           <w:sz w:val="24"/>
           <w:szCs w:val="24"/>
         </w:rPr>
-        <w:t>, and a sensor. The motors are located on each side of the body</w:t>
+        <w:t xml:space="preserve">, and </w:t>
+      </w:r>
+      <w:r>
+        <w:rPr>
+          <w:rFonts w:ascii="Times New Roman" w:hAnsi="Times New Roman" w:cs="Times New Roman"/>
+          <w:sz w:val="24"/>
+          <w:szCs w:val="24"/>
+        </w:rPr>
+        <w:t xml:space="preserve">two </w:t>
+      </w:r>
+      <w:r>
+        <w:rPr>
+          <w:rFonts w:ascii="Times New Roman" w:hAnsi="Times New Roman" w:cs="Times New Roman"/>
+          <w:sz w:val="24"/>
+          <w:szCs w:val="24"/>
+        </w:rPr>
+        <w:t>sensor</w:t>
+      </w:r>
+      <w:r>
+        <w:rPr>
+          <w:rFonts w:ascii="Times New Roman" w:hAnsi="Times New Roman" w:cs="Times New Roman"/>
+          <w:sz w:val="24"/>
+          <w:szCs w:val="24"/>
+        </w:rPr>
+        <w:t>s</w:t>
+      </w:r>
+      <w:r>
+        <w:rPr>
+          <w:rFonts w:ascii="Times New Roman" w:hAnsi="Times New Roman" w:cs="Times New Roman"/>
+          <w:sz w:val="24"/>
+          <w:szCs w:val="24"/>
+        </w:rPr>
+        <w:t>. The motors are located on each side of the body</w:t>
       </w:r>
       <w:r>
         <w:rPr>
@@ -994,132 +1140,179 @@
           <w:sz w:val="24"/>
           <w:szCs w:val="24"/>
         </w:rPr>
+        <w:t xml:space="preserve">“programmed” to respond to different kinds of </w:t>
+      </w:r>
+      <w:r>
+        <w:rPr>
+          <w:rFonts w:ascii="Times New Roman" w:hAnsi="Times New Roman" w:cs="Times New Roman"/>
+          <w:sz w:val="24"/>
+          <w:szCs w:val="24"/>
+        </w:rPr>
+        <w:t xml:space="preserve">external </w:t>
+      </w:r>
+      <w:r>
+        <w:rPr>
+          <w:rFonts w:ascii="Times New Roman" w:hAnsi="Times New Roman" w:cs="Times New Roman"/>
+          <w:sz w:val="24"/>
+          <w:szCs w:val="24"/>
+        </w:rPr>
+        <w:t>stimulation (e.g., light, sound, temperature</w:t>
+      </w:r>
+      <w:r>
+        <w:rPr>
+          <w:rFonts w:ascii="Times New Roman" w:hAnsi="Times New Roman" w:cs="Times New Roman"/>
+          <w:sz w:val="24"/>
+          <w:szCs w:val="24"/>
+        </w:rPr>
+        <w:t>, or even another vehicle</w:t>
+      </w:r>
+      <w:r>
+        <w:rPr>
+          <w:rFonts w:ascii="Times New Roman" w:hAnsi="Times New Roman" w:cs="Times New Roman"/>
+          <w:sz w:val="24"/>
+          <w:szCs w:val="24"/>
+        </w:rPr>
+        <w:t xml:space="preserve">). </w:t>
+      </w:r>
+      <w:r>
+        <w:rPr>
+          <w:rFonts w:ascii="Times New Roman" w:hAnsi="Times New Roman" w:cs="Times New Roman"/>
+          <w:sz w:val="24"/>
+          <w:szCs w:val="24"/>
+        </w:rPr>
+        <w:t xml:space="preserve">If the </w:t>
+      </w:r>
+      <w:r>
+        <w:rPr>
+          <w:rFonts w:ascii="Times New Roman" w:hAnsi="Times New Roman" w:cs="Times New Roman"/>
+          <w:sz w:val="24"/>
+          <w:szCs w:val="24"/>
+        </w:rPr>
+        <w:t xml:space="preserve">sensors receive increasing amounts of external stimulation and the </w:t>
+      </w:r>
+      <w:r>
+        <w:rPr>
+          <w:rFonts w:ascii="Times New Roman" w:hAnsi="Times New Roman" w:cs="Times New Roman"/>
+          <w:sz w:val="24"/>
+          <w:szCs w:val="24"/>
+        </w:rPr>
+        <w:t xml:space="preserve">connection between </w:t>
+      </w:r>
+      <w:r>
+        <w:rPr>
+          <w:rFonts w:ascii="Times New Roman" w:hAnsi="Times New Roman" w:cs="Times New Roman"/>
+          <w:sz w:val="24"/>
+          <w:szCs w:val="24"/>
+        </w:rPr>
+        <w:t>them and the motors</w:t>
+      </w:r>
+      <w:r>
+        <w:rPr>
+          <w:rFonts w:ascii="Times New Roman" w:hAnsi="Times New Roman" w:cs="Times New Roman"/>
+          <w:sz w:val="24"/>
+          <w:szCs w:val="24"/>
+        </w:rPr>
+        <w:t xml:space="preserve"> is </w:t>
+      </w:r>
+      <w:r>
+        <w:rPr>
+          <w:rFonts w:ascii="Times New Roman" w:hAnsi="Times New Roman" w:cs="Times New Roman"/>
+          <w:sz w:val="24"/>
+          <w:szCs w:val="24"/>
+        </w:rPr>
+        <w:t xml:space="preserve">positive or </w:t>
+      </w:r>
+      <w:r>
+        <w:rPr>
+          <w:rFonts w:ascii="Times New Roman" w:hAnsi="Times New Roman" w:cs="Times New Roman"/>
+          <w:sz w:val="24"/>
+          <w:szCs w:val="24"/>
+        </w:rPr>
+        <w:t xml:space="preserve">excitatory—as </w:t>
+      </w:r>
+      <w:r>
+        <w:rPr>
+          <w:rFonts w:ascii="Times New Roman" w:hAnsi="Times New Roman" w:cs="Times New Roman"/>
+          <w:sz w:val="24"/>
+          <w:szCs w:val="24"/>
+        </w:rPr>
+        <w:t xml:space="preserve">depicted </w:t>
+      </w:r>
+      <w:r>
+        <w:rPr>
+          <w:rFonts w:ascii="Times New Roman" w:hAnsi="Times New Roman" w:cs="Times New Roman"/>
+          <w:sz w:val="24"/>
+          <w:szCs w:val="24"/>
+        </w:rPr>
+        <w:t>in Figure 1—</w:t>
+      </w:r>
+      <w:r>
+        <w:rPr>
+          <w:rFonts w:ascii="Times New Roman" w:hAnsi="Times New Roman" w:cs="Times New Roman"/>
+          <w:sz w:val="24"/>
+          <w:szCs w:val="24"/>
+        </w:rPr>
+        <w:t>then the vehicle will move in the direction of the external stimulus. However, if the connection</w:t>
+      </w:r>
+      <w:r>
+        <w:rPr>
+          <w:rFonts w:ascii="Times New Roman" w:hAnsi="Times New Roman" w:cs="Times New Roman"/>
+          <w:sz w:val="24"/>
+          <w:szCs w:val="24"/>
+        </w:rPr>
+        <w:t xml:space="preserve"> between the sensors and</w:t>
+      </w:r>
+      <w:r>
+        <w:rPr>
+          <w:rFonts w:ascii="Times New Roman" w:hAnsi="Times New Roman" w:cs="Times New Roman"/>
+          <w:sz w:val="24"/>
+          <w:szCs w:val="24"/>
+        </w:rPr>
+        <w:t xml:space="preserve"> motors is negative or inhibitory, then for the same amount of external stimulation, the vehicle will reduce its speed as it approaches the</w:t>
+      </w:r>
+      <w:r>
+        <w:rPr>
+          <w:rFonts w:ascii="Times New Roman" w:hAnsi="Times New Roman" w:cs="Times New Roman"/>
+          <w:sz w:val="24"/>
+          <w:szCs w:val="24"/>
+        </w:rPr>
+        <w:t xml:space="preserve"> external stimulus. </w:t>
+      </w:r>
+    </w:p>
+    <w:p>
+      <w:pPr>
+        <w:tabs>
+          <w:tab w:val="left" w:pos="720"/>
+        </w:tabs>
+        <w:ind w:firstLine="0"/>
+        <w:contextualSpacing/>
+        <w:rPr>
+          <w:rFonts w:ascii="Times New Roman" w:hAnsi="Times New Roman" w:cs="Times New Roman"/>
+          <w:sz w:val="24"/>
+          <w:szCs w:val="24"/>
+        </w:rPr>
+      </w:pPr>
+      <w:r>
+        <w:rPr>
+          <w:rFonts w:ascii="Times New Roman" w:hAnsi="Times New Roman" w:cs="Times New Roman"/>
+          <w:sz w:val="24"/>
+          <w:szCs w:val="24"/>
+        </w:rPr>
+        <w:tab/>
+        <w:t xml:space="preserve">It turns out that these components—that is, the sensorimotor connections among the motors and sensors—are all that is needed to explain the behavior of a Braitenberg vehicle. A vehicle with the pattern of connectivity that mirrors that in Figure 1 will If a stimulus is located </w:t>
+      </w:r>
+      <w:r>
+        <w:rPr>
+          <w:rFonts w:ascii="Times New Roman" w:hAnsi="Times New Roman" w:cs="Times New Roman"/>
+          <w:sz w:val="24"/>
+          <w:szCs w:val="24"/>
+        </w:rPr>
         <w:lastRenderedPageBreak/>
-        <w:t xml:space="preserve">“programmed” to respond to different kinds of </w:t>
-      </w:r>
-      <w:r>
-        <w:rPr>
-          <w:rFonts w:ascii="Times New Roman" w:hAnsi="Times New Roman" w:cs="Times New Roman"/>
-          <w:sz w:val="24"/>
-          <w:szCs w:val="24"/>
-        </w:rPr>
-        <w:t xml:space="preserve">external </w:t>
-      </w:r>
-      <w:r>
-        <w:rPr>
-          <w:rFonts w:ascii="Times New Roman" w:hAnsi="Times New Roman" w:cs="Times New Roman"/>
-          <w:sz w:val="24"/>
-          <w:szCs w:val="24"/>
-        </w:rPr>
-        <w:t xml:space="preserve">stimulation (e.g., light, sound, or temperature). </w:t>
-      </w:r>
-      <w:r>
-        <w:rPr>
-          <w:rFonts w:ascii="Times New Roman" w:hAnsi="Times New Roman" w:cs="Times New Roman"/>
-          <w:sz w:val="24"/>
-          <w:szCs w:val="24"/>
-        </w:rPr>
-        <w:t xml:space="preserve">If the </w:t>
-      </w:r>
-      <w:r>
-        <w:rPr>
-          <w:rFonts w:ascii="Times New Roman" w:hAnsi="Times New Roman" w:cs="Times New Roman"/>
-          <w:sz w:val="24"/>
-          <w:szCs w:val="24"/>
-        </w:rPr>
-        <w:t xml:space="preserve">sensors receive increasing amounts of external stimulation and the </w:t>
-      </w:r>
-      <w:r>
-        <w:rPr>
-          <w:rFonts w:ascii="Times New Roman" w:hAnsi="Times New Roman" w:cs="Times New Roman"/>
-          <w:sz w:val="24"/>
-          <w:szCs w:val="24"/>
-        </w:rPr>
-        <w:t xml:space="preserve">connection between </w:t>
-      </w:r>
-      <w:r>
-        <w:rPr>
-          <w:rFonts w:ascii="Times New Roman" w:hAnsi="Times New Roman" w:cs="Times New Roman"/>
-          <w:sz w:val="24"/>
-          <w:szCs w:val="24"/>
-        </w:rPr>
-        <w:t>them and the motors</w:t>
-      </w:r>
-      <w:r>
-        <w:rPr>
-          <w:rFonts w:ascii="Times New Roman" w:hAnsi="Times New Roman" w:cs="Times New Roman"/>
-          <w:sz w:val="24"/>
-          <w:szCs w:val="24"/>
-        </w:rPr>
-        <w:t xml:space="preserve"> is </w:t>
-      </w:r>
-      <w:r>
-        <w:rPr>
-          <w:rFonts w:ascii="Times New Roman" w:hAnsi="Times New Roman" w:cs="Times New Roman"/>
-          <w:sz w:val="24"/>
-          <w:szCs w:val="24"/>
-        </w:rPr>
-        <w:t xml:space="preserve">positive or </w:t>
-      </w:r>
-      <w:r>
-        <w:rPr>
-          <w:rFonts w:ascii="Times New Roman" w:hAnsi="Times New Roman" w:cs="Times New Roman"/>
-          <w:sz w:val="24"/>
-          <w:szCs w:val="24"/>
-        </w:rPr>
-        <w:t xml:space="preserve">excitatory—as </w:t>
-      </w:r>
-      <w:r>
-        <w:rPr>
-          <w:rFonts w:ascii="Times New Roman" w:hAnsi="Times New Roman" w:cs="Times New Roman"/>
-          <w:sz w:val="24"/>
-          <w:szCs w:val="24"/>
-        </w:rPr>
-        <w:t xml:space="preserve">depicted </w:t>
-      </w:r>
-      <w:r>
-        <w:rPr>
-          <w:rFonts w:ascii="Times New Roman" w:hAnsi="Times New Roman" w:cs="Times New Roman"/>
-          <w:sz w:val="24"/>
-          <w:szCs w:val="24"/>
-        </w:rPr>
-        <w:t>in Figure 1—</w:t>
-      </w:r>
-      <w:r>
-        <w:rPr>
-          <w:rFonts w:ascii="Times New Roman" w:hAnsi="Times New Roman" w:cs="Times New Roman"/>
-          <w:sz w:val="24"/>
-          <w:szCs w:val="24"/>
-        </w:rPr>
-        <w:t>then the vehicle will move in the direction of the external stimulus. However, if the connection</w:t>
-      </w:r>
-      <w:r>
-        <w:rPr>
-          <w:rFonts w:ascii="Times New Roman" w:hAnsi="Times New Roman" w:cs="Times New Roman"/>
-          <w:sz w:val="24"/>
-          <w:szCs w:val="24"/>
-        </w:rPr>
-        <w:t xml:space="preserve"> between the sensors and</w:t>
-      </w:r>
-      <w:r>
-        <w:rPr>
-          <w:rFonts w:ascii="Times New Roman" w:hAnsi="Times New Roman" w:cs="Times New Roman"/>
-          <w:sz w:val="24"/>
-          <w:szCs w:val="24"/>
-        </w:rPr>
-        <w:t xml:space="preserve"> motors is negative or inhibitory, then for the same amount of external stimulation, the vehicle will reduce its speed as it approaches the</w:t>
-      </w:r>
-      <w:r>
-        <w:rPr>
-          <w:rFonts w:ascii="Times New Roman" w:hAnsi="Times New Roman" w:cs="Times New Roman"/>
-          <w:sz w:val="24"/>
-          <w:szCs w:val="24"/>
-        </w:rPr>
-        <w:t xml:space="preserve"> external stimulus. </w:t>
+        <w:t xml:space="preserve">directly in front of the vehicle in Figure 1, it will approach the vehicle directly in front of it along a straight line. </w:t>
       </w:r>
     </w:p>
     <w:sectPr>
-      <w:headerReference w:type="default" r:id="rId6"/>
+      <w:headerReference w:type="default" r:id="rId7"/>
       <w:pgSz w:w="12240" w:h="15840"/>
       <w:pgMar w:top="1440" w:right="1440" w:bottom="1440" w:left="1440" w:header="720" w:footer="720" w:gutter="0"/>
       <w:cols w:space="720"/>
@@ -2429,6 +2622,26 @@
       <w14:ligatures w14:val="none"/>
     </w:rPr>
   </w:style>
+  <w:style w:type="paragraph" w:styleId="Caption">
+    <w:name w:val="caption"/>
+    <w:basedOn w:val="Normal"/>
+    <w:next w:val="Normal"/>
+    <w:uiPriority w:val="35"/>
+    <w:semiHidden/>
+    <w:unhideWhenUsed/>
+    <w:qFormat/>
+    <w:rsid w:val="008808A1"/>
+    <w:pPr>
+      <w:spacing w:after="200" w:line="240" w:lineRule="auto"/>
+    </w:pPr>
+    <w:rPr>
+      <w:i/>
+      <w:iCs/>
+      <w:color w:val="0E2841" w:themeColor="text2"/>
+      <w:sz w:val="18"/>
+      <w:szCs w:val="18"/>
+    </w:rPr>
+  </w:style>
 </w:styles>
 </file>
 

--- a/invitedChapter_AssociativeLearning_10012026.docx
+++ b/invitedChapter_AssociativeLearning_10012026.docx
@@ -69,7 +69,15 @@
           <w:sz w:val="24"/>
           <w:szCs w:val="24"/>
         </w:rPr>
-        <w:t>Chapter X</w:t>
+        <w:t xml:space="preserve">Chapter </w:t>
+      </w:r>
+      <w:r>
+        <w:rPr>
+          <w:rFonts w:ascii="Times New Roman" w:hAnsi="Times New Roman" w:cs="Times New Roman"/>
+          <w:sz w:val="24"/>
+          <w:szCs w:val="24"/>
+        </w:rPr>
+        <w:t>#</w:t>
       </w:r>
     </w:p>
     <w:p>
